--- a/data/L2/201_data_summary_figures/201_table2_inat_obs_table.docx
+++ b/data/L2/201_data_summary_figures/201_table2_inat_obs_table.docx
@@ -580,7 +580,7 @@
                 <w:szCs w:val="22"/>
                 <w:color w:val="000000"/>
               </w:rPr>
-              <w:t xml:space="preserve">23,302</w:t>
+              <w:t xml:space="preserve">23,301</w:t>
             </w:r>
           </w:p>
         </w:tc>
@@ -856,7 +856,7 @@
                 <w:szCs w:val="22"/>
                 <w:color w:val="000000"/>
               </w:rPr>
-              <w:t xml:space="preserve">RG</w:t>
+              <w:t xml:space="preserve">Research</w:t>
             </w:r>
           </w:p>
         </w:tc>
@@ -1240,7 +1240,7 @@
                 <w:szCs w:val="22"/>
                 <w:color w:val="000000"/>
               </w:rPr>
-              <w:t xml:space="preserve"> 3,388</w:t>
+              <w:t xml:space="preserve"> 3,387</w:t>
             </w:r>
           </w:p>
         </w:tc>
@@ -1516,7 +1516,7 @@
                 <w:szCs w:val="22"/>
                 <w:color w:val="000000"/>
               </w:rPr>
-              <w:t xml:space="preserve">RG</w:t>
+              <w:t xml:space="preserve">Research</w:t>
             </w:r>
           </w:p>
         </w:tc>
@@ -2176,7 +2176,7 @@
                 <w:szCs w:val="22"/>
                 <w:color w:val="000000"/>
               </w:rPr>
-              <w:t xml:space="preserve">RG</w:t>
+              <w:t xml:space="preserve">Research</w:t>
             </w:r>
           </w:p>
         </w:tc>
@@ -2836,7 +2836,7 @@
                 <w:szCs w:val="22"/>
                 <w:color w:val="000000"/>
               </w:rPr>
-              <w:t xml:space="preserve">RG</w:t>
+              <w:t xml:space="preserve">Research</w:t>
             </w:r>
           </w:p>
         </w:tc>
@@ -3496,7 +3496,7 @@
                 <w:szCs w:val="22"/>
                 <w:color w:val="000000"/>
               </w:rPr>
-              <w:t xml:space="preserve">RG</w:t>
+              <w:t xml:space="preserve">Research</w:t>
             </w:r>
           </w:p>
         </w:tc>
@@ -3665,7 +3665,7 @@
       </w:tr>
       <w:tr>
         <w:trPr>
-          <w:trHeight w:val="614" w:hRule="auto"/>
+          <w:trHeight w:val="612" w:hRule="auto"/>
         </w:trPr>
         body11
         <w:tc>
@@ -3772,7 +3772,7 @@
                 <w:szCs w:val="22"/>
                 <w:color w:val="000000"/>
               </w:rPr>
-              <w:t xml:space="preserve">Eggs</w:t>
+              <w:t xml:space="preserve">Immature</w:t>
             </w:r>
           </w:p>
         </w:tc>
@@ -3880,7 +3880,7 @@
                 <w:szCs w:val="22"/>
                 <w:color w:val="000000"/>
               </w:rPr>
-              <w:t xml:space="preserve">    27</w:t>
+              <w:t xml:space="preserve"> 2,963</w:t>
             </w:r>
           </w:p>
         </w:tc>
@@ -3934,7 +3934,7 @@
                 <w:szCs w:val="22"/>
                 <w:color w:val="000000"/>
               </w:rPr>
-              <w:t xml:space="preserve">0.0%</w:t>
+              <w:t xml:space="preserve">3.8%</w:t>
             </w:r>
           </w:p>
         </w:tc>
@@ -3988,7 +3988,7 @@
                 <w:szCs w:val="22"/>
                 <w:color w:val="000000"/>
               </w:rPr>
-              <w:t xml:space="preserve">0.1%</w:t>
+              <w:t xml:space="preserve">8.1%</w:t>
             </w:r>
           </w:p>
         </w:tc>
@@ -4001,7 +4001,7 @@
         <w:tc>
           <w:tcPr>
             <w:tcBorders>
-              <w:bottom w:val="none" w:sz="0" w:space="0" w:color="000000"/>
+              <w:bottom w:val="single" w:sz="12" w:space="0" w:color="666666"/>
               <w:top w:val="none" w:sz="0" w:space="0" w:color="000000"/>
               <w:left w:val="none" w:sz="0" w:space="0" w:color="000000"/>
               <w:right w:val="none" w:sz="0" w:space="0" w:color="000000"/>
@@ -4055,7 +4055,7 @@
         <w:tc>
           <w:tcPr>
             <w:tcBorders>
-              <w:bottom w:val="none" w:sz="0" w:space="0" w:color="000000"/>
+              <w:bottom w:val="single" w:sz="12" w:space="0" w:color="666666"/>
               <w:top w:val="none" w:sz="0" w:space="0" w:color="000000"/>
               <w:left w:val="none" w:sz="0" w:space="0" w:color="000000"/>
               <w:right w:val="none" w:sz="0" w:space="0" w:color="000000"/>
@@ -4109,7 +4109,7 @@
         <w:tc>
           <w:tcPr>
             <w:tcBorders>
-              <w:bottom w:val="none" w:sz="0" w:space="0" w:color="000000"/>
+              <w:bottom w:val="single" w:sz="12" w:space="0" w:color="666666"/>
               <w:top w:val="none" w:sz="0" w:space="0" w:color="000000"/>
               <w:left w:val="none" w:sz="0" w:space="0" w:color="000000"/>
               <w:right w:val="none" w:sz="0" w:space="0" w:color="000000"/>
@@ -4156,337 +4156,7 @@
                 <w:szCs w:val="22"/>
                 <w:color w:val="000000"/>
               </w:rPr>
-              <w:t xml:space="preserve">Needs ID</w:t>
-            </w:r>
-          </w:p>
-        </w:tc>
-        <w:tc>
-          <w:tcPr>
-            <w:tcBorders>
-              <w:bottom w:val="none" w:sz="0" w:space="0" w:color="000000"/>
-              <w:top w:val="none" w:sz="0" w:space="0" w:color="000000"/>
-              <w:left w:val="none" w:sz="0" w:space="0" w:color="000000"/>
-              <w:right w:val="none" w:sz="0" w:space="0" w:color="000000"/>
-            </w:tcBorders>
-            <w:shd w:val="clear" w:color="auto" w:fill="FFFFFF"/>
-            <w:tcMar>
-              <w:top w:w="0" w:type="dxa"/>
-              <w:bottom w:w="0" w:type="dxa"/>
-              <w:left w:w="0" w:type="dxa"/>
-              <w:right w:w="0" w:type="dxa"/>
-            </w:tcMar>
-            <w:vAlign w:val="center"/>
-          </w:tcPr>
-          <w:p>
-            <w:pPr>
-              <w:jc w:val="right"/>
-              <w:pBdr>
-                <w:bottom w:val="none" w:sz="0" w:space="0" w:color="000000"/>
-                <w:top w:val="none" w:sz="0" w:space="0" w:color="000000"/>
-                <w:left w:val="none" w:sz="0" w:space="0" w:color="000000"/>
-                <w:right w:val="none" w:sz="0" w:space="0" w:color="000000"/>
-              </w:pBdr>
-              <w:spacing w:after="120" w:before="120" w:line="240"/>
-              <w:ind w:left="120" w:right="120" w:firstLine="0" w:firstLineChars="0"/>
-              <w:rPr>
-                <w:rFonts w:ascii="Arial" w:hAnsi="Arial" w:eastAsia="Arial" w:cs="Arial"/>
-                <w:i w:val="false"/>
-                <w:b w:val="false"/>
-                <w:u w:val="none"/>
-                <w:strike w:val="false"/>
-                <w:sz w:val="22"/>
-                <w:szCs w:val="22"/>
-                <w:color w:val="000000"/>
-              </w:rPr>
-            </w:pPr>
-            <w:r>
-              <w:rPr>
-                <w:rFonts w:ascii="Arial" w:hAnsi="Arial" w:eastAsia="Arial" w:cs="Arial"/>
-                <w:i w:val="false"/>
-                <w:b w:val="false"/>
-                <w:u w:val="none"/>
-                <w:strike w:val="false"/>
-                <w:sz w:val="22"/>
-                <w:szCs w:val="22"/>
-                <w:color w:val="000000"/>
-              </w:rPr>
-              <w:t xml:space="preserve"> 2,936</w:t>
-            </w:r>
-          </w:p>
-        </w:tc>
-        <w:tc>
-          <w:tcPr>
-            <w:tcBorders>
-              <w:bottom w:val="none" w:sz="0" w:space="0" w:color="000000"/>
-              <w:top w:val="none" w:sz="0" w:space="0" w:color="000000"/>
-              <w:left w:val="none" w:sz="0" w:space="0" w:color="000000"/>
-              <w:right w:val="none" w:sz="0" w:space="0" w:color="000000"/>
-            </w:tcBorders>
-            <w:shd w:val="clear" w:color="auto" w:fill="FFFFFF"/>
-            <w:tcMar>
-              <w:top w:w="0" w:type="dxa"/>
-              <w:bottom w:w="0" w:type="dxa"/>
-              <w:left w:w="0" w:type="dxa"/>
-              <w:right w:w="0" w:type="dxa"/>
-            </w:tcMar>
-            <w:vAlign w:val="center"/>
-          </w:tcPr>
-          <w:p>
-            <w:pPr>
-              <w:jc w:val="right"/>
-              <w:pBdr>
-                <w:bottom w:val="none" w:sz="0" w:space="0" w:color="000000"/>
-                <w:top w:val="none" w:sz="0" w:space="0" w:color="000000"/>
-                <w:left w:val="none" w:sz="0" w:space="0" w:color="000000"/>
-                <w:right w:val="none" w:sz="0" w:space="0" w:color="000000"/>
-              </w:pBdr>
-              <w:spacing w:after="120" w:before="120" w:line="240"/>
-              <w:ind w:left="120" w:right="120" w:firstLine="0" w:firstLineChars="0"/>
-              <w:rPr>
-                <w:rFonts w:ascii="Arial" w:hAnsi="Arial" w:eastAsia="Arial" w:cs="Arial"/>
-                <w:i w:val="false"/>
-                <w:b w:val="false"/>
-                <w:u w:val="none"/>
-                <w:strike w:val="false"/>
-                <w:sz w:val="22"/>
-                <w:szCs w:val="22"/>
-                <w:color w:val="000000"/>
-              </w:rPr>
-            </w:pPr>
-            <w:r>
-              <w:rPr>
-                <w:rFonts w:ascii="Arial" w:hAnsi="Arial" w:eastAsia="Arial" w:cs="Arial"/>
-                <w:i w:val="false"/>
-                <w:b w:val="false"/>
-                <w:u w:val="none"/>
-                <w:strike w:val="false"/>
-                <w:sz w:val="22"/>
-                <w:szCs w:val="22"/>
-                <w:color w:val="000000"/>
-              </w:rPr>
-              <w:t xml:space="preserve">3.8%</w:t>
-            </w:r>
-          </w:p>
-        </w:tc>
-        <w:tc>
-          <w:tcPr>
-            <w:tcBorders>
-              <w:bottom w:val="none" w:sz="0" w:space="0" w:color="000000"/>
-              <w:top w:val="none" w:sz="0" w:space="0" w:color="000000"/>
-              <w:left w:val="none" w:sz="0" w:space="0" w:color="000000"/>
-              <w:right w:val="none" w:sz="0" w:space="0" w:color="000000"/>
-            </w:tcBorders>
-            <w:shd w:val="clear" w:color="auto" w:fill="FFFFFF"/>
-            <w:tcMar>
-              <w:top w:w="0" w:type="dxa"/>
-              <w:bottom w:w="0" w:type="dxa"/>
-              <w:left w:w="0" w:type="dxa"/>
-              <w:right w:w="0" w:type="dxa"/>
-            </w:tcMar>
-            <w:vAlign w:val="center"/>
-          </w:tcPr>
-          <w:p>
-            <w:pPr>
-              <w:jc w:val="right"/>
-              <w:pBdr>
-                <w:bottom w:val="none" w:sz="0" w:space="0" w:color="000000"/>
-                <w:top w:val="none" w:sz="0" w:space="0" w:color="000000"/>
-                <w:left w:val="none" w:sz="0" w:space="0" w:color="000000"/>
-                <w:right w:val="none" w:sz="0" w:space="0" w:color="000000"/>
-              </w:pBdr>
-              <w:spacing w:after="120" w:before="120" w:line="240"/>
-              <w:ind w:left="120" w:right="120" w:firstLine="0" w:firstLineChars="0"/>
-              <w:rPr>
-                <w:rFonts w:ascii="Arial" w:hAnsi="Arial" w:eastAsia="Arial" w:cs="Arial"/>
-                <w:i w:val="false"/>
-                <w:b w:val="false"/>
-                <w:u w:val="none"/>
-                <w:strike w:val="false"/>
-                <w:sz w:val="22"/>
-                <w:szCs w:val="22"/>
-                <w:color w:val="000000"/>
-              </w:rPr>
-            </w:pPr>
-            <w:r>
-              <w:rPr>
-                <w:rFonts w:ascii="Arial" w:hAnsi="Arial" w:eastAsia="Arial" w:cs="Arial"/>
-                <w:i w:val="false"/>
-                <w:b w:val="false"/>
-                <w:u w:val="none"/>
-                <w:strike w:val="false"/>
-                <w:sz w:val="22"/>
-                <w:szCs w:val="22"/>
-                <w:color w:val="000000"/>
-              </w:rPr>
-              <w:t xml:space="preserve">8.0%</w:t>
-            </w:r>
-          </w:p>
-        </w:tc>
-      </w:tr>
-      <w:tr>
-        <w:trPr>
-          <w:trHeight w:val="612" w:hRule="auto"/>
-        </w:trPr>
-        body13
-        <w:tc>
-          <w:tcPr>
-            <w:tcBorders>
-              <w:bottom w:val="single" w:sz="12" w:space="0" w:color="666666"/>
-              <w:top w:val="none" w:sz="0" w:space="0" w:color="000000"/>
-              <w:left w:val="none" w:sz="0" w:space="0" w:color="000000"/>
-              <w:right w:val="none" w:sz="0" w:space="0" w:color="000000"/>
-            </w:tcBorders>
-            <w:shd w:val="clear" w:color="auto" w:fill="FFFFFF"/>
-            <w:tcMar>
-              <w:top w:w="0" w:type="dxa"/>
-              <w:bottom w:w="0" w:type="dxa"/>
-              <w:left w:w="0" w:type="dxa"/>
-              <w:right w:w="0" w:type="dxa"/>
-            </w:tcMar>
-            <w:vAlign w:val="center"/>
-          </w:tcPr>
-          <w:p>
-            <w:pPr>
-              <w:jc w:val="left"/>
-              <w:pBdr>
-                <w:bottom w:val="none" w:sz="0" w:space="0" w:color="000000"/>
-                <w:top w:val="none" w:sz="0" w:space="0" w:color="000000"/>
-                <w:left w:val="none" w:sz="0" w:space="0" w:color="000000"/>
-                <w:right w:val="none" w:sz="0" w:space="0" w:color="000000"/>
-              </w:pBdr>
-              <w:spacing w:after="120" w:before="120" w:line="240"/>
-              <w:ind w:left="120" w:right="120" w:firstLine="0" w:firstLineChars="0"/>
-              <w:rPr>
-                <w:rFonts w:ascii="Arial" w:hAnsi="Arial" w:eastAsia="Arial" w:cs="Arial"/>
-                <w:i w:val="false"/>
-                <w:b w:val="false"/>
-                <w:u w:val="none"/>
-                <w:strike w:val="false"/>
-                <w:sz w:val="22"/>
-                <w:szCs w:val="22"/>
-                <w:color w:val="000000"/>
-              </w:rPr>
-            </w:pPr>
-            <w:r>
-              <w:rPr>
-                <w:rFonts w:ascii="Arial" w:hAnsi="Arial" w:eastAsia="Arial" w:cs="Arial"/>
-                <w:i w:val="false"/>
-                <w:b w:val="false"/>
-                <w:u w:val="none"/>
-                <w:strike w:val="false"/>
-                <w:sz w:val="22"/>
-                <w:szCs w:val="22"/>
-                <w:color w:val="000000"/>
-              </w:rPr>
-              <w:t xml:space="preserve">Trichoptera</w:t>
-            </w:r>
-          </w:p>
-        </w:tc>
-        <w:tc>
-          <w:tcPr>
-            <w:tcBorders>
-              <w:bottom w:val="single" w:sz="12" w:space="0" w:color="666666"/>
-              <w:top w:val="none" w:sz="0" w:space="0" w:color="000000"/>
-              <w:left w:val="none" w:sz="0" w:space="0" w:color="000000"/>
-              <w:right w:val="none" w:sz="0" w:space="0" w:color="000000"/>
-            </w:tcBorders>
-            <w:shd w:val="clear" w:color="auto" w:fill="FFFFFF"/>
-            <w:tcMar>
-              <w:top w:w="0" w:type="dxa"/>
-              <w:bottom w:w="0" w:type="dxa"/>
-              <w:left w:w="0" w:type="dxa"/>
-              <w:right w:w="0" w:type="dxa"/>
-            </w:tcMar>
-            <w:vAlign w:val="center"/>
-          </w:tcPr>
-          <w:p>
-            <w:pPr>
-              <w:jc w:val="left"/>
-              <w:pBdr>
-                <w:bottom w:val="none" w:sz="0" w:space="0" w:color="000000"/>
-                <w:top w:val="none" w:sz="0" w:space="0" w:color="000000"/>
-                <w:left w:val="none" w:sz="0" w:space="0" w:color="000000"/>
-                <w:right w:val="none" w:sz="0" w:space="0" w:color="000000"/>
-              </w:pBdr>
-              <w:spacing w:after="120" w:before="120" w:line="240"/>
-              <w:ind w:left="120" w:right="120" w:firstLine="0" w:firstLineChars="0"/>
-              <w:rPr>
-                <w:rFonts w:ascii="Arial" w:hAnsi="Arial" w:eastAsia="Arial" w:cs="Arial"/>
-                <w:i w:val="false"/>
-                <w:b w:val="false"/>
-                <w:u w:val="none"/>
-                <w:strike w:val="false"/>
-                <w:sz w:val="22"/>
-                <w:szCs w:val="22"/>
-                <w:color w:val="000000"/>
-              </w:rPr>
-            </w:pPr>
-            <w:r>
-              <w:rPr>
-                <w:rFonts w:ascii="Arial" w:hAnsi="Arial" w:eastAsia="Arial" w:cs="Arial"/>
-                <w:i w:val="false"/>
-                <w:b w:val="false"/>
-                <w:u w:val="none"/>
-                <w:strike w:val="false"/>
-                <w:sz w:val="22"/>
-                <w:szCs w:val="22"/>
-                <w:color w:val="000000"/>
-              </w:rPr>
-              <w:t xml:space="preserve">Immature</w:t>
-            </w:r>
-          </w:p>
-        </w:tc>
-        <w:tc>
-          <w:tcPr>
-            <w:tcBorders>
-              <w:bottom w:val="single" w:sz="12" w:space="0" w:color="666666"/>
-              <w:top w:val="none" w:sz="0" w:space="0" w:color="000000"/>
-              <w:left w:val="none" w:sz="0" w:space="0" w:color="000000"/>
-              <w:right w:val="none" w:sz="0" w:space="0" w:color="000000"/>
-            </w:tcBorders>
-            <w:shd w:val="clear" w:color="auto" w:fill="FFFFFF"/>
-            <w:tcMar>
-              <w:top w:w="0" w:type="dxa"/>
-              <w:bottom w:w="0" w:type="dxa"/>
-              <w:left w:w="0" w:type="dxa"/>
-              <w:right w:w="0" w:type="dxa"/>
-            </w:tcMar>
-            <w:vAlign w:val="center"/>
-          </w:tcPr>
-          <w:p>
-            <w:pPr>
-              <w:jc w:val="left"/>
-              <w:pBdr>
-                <w:bottom w:val="none" w:sz="0" w:space="0" w:color="000000"/>
-                <w:top w:val="none" w:sz="0" w:space="0" w:color="000000"/>
-                <w:left w:val="none" w:sz="0" w:space="0" w:color="000000"/>
-                <w:right w:val="none" w:sz="0" w:space="0" w:color="000000"/>
-              </w:pBdr>
-              <w:spacing w:after="120" w:before="120" w:line="240"/>
-              <w:ind w:left="120" w:right="120" w:firstLine="0" w:firstLineChars="0"/>
-              <w:rPr>
-                <w:rFonts w:ascii="Arial" w:hAnsi="Arial" w:eastAsia="Arial" w:cs="Arial"/>
-                <w:i w:val="false"/>
-                <w:b w:val="false"/>
-                <w:u w:val="none"/>
-                <w:strike w:val="false"/>
-                <w:sz w:val="22"/>
-                <w:szCs w:val="22"/>
-                <w:color w:val="000000"/>
-              </w:rPr>
-            </w:pPr>
-            <w:r>
-              <w:rPr>
-                <w:rFonts w:ascii="Arial" w:hAnsi="Arial" w:eastAsia="Arial" w:cs="Arial"/>
-                <w:i w:val="false"/>
-                <w:b w:val="false"/>
-                <w:u w:val="none"/>
-                <w:strike w:val="false"/>
-                <w:sz w:val="22"/>
-                <w:szCs w:val="22"/>
-                <w:color w:val="000000"/>
-              </w:rPr>
-              <w:t xml:space="preserve">RG</w:t>
+              <w:t xml:space="preserve">Research</w:t>
             </w:r>
           </w:p>
         </w:tc>
